--- a/Document/SampleBill.docx
+++ b/Document/SampleBill.docx
@@ -6,13 +6,39 @@
       <w:pPr>
         <w:spacing w:after="110"/>
         <w:ind w:left="1308" w:firstLine="0"/>
-      </w:pPr>
-      <w:r>
         <w:rPr>
           <w:rFonts w:ascii="Calibri" w:eastAsia="Calibri" w:hAnsi="Calibri" w:cs="Calibri"/>
           <w:b w:val="0"/>
           <w:color w:val="984806"/>
           <w:sz w:val="28"/>
+        </w:rPr>
+      </w:pPr>
+    </w:p>
+    <w:p>
+      <w:pPr>
+        <w:pStyle w:val="Heading1"/>
+      </w:pPr>
+      <w:r>
+        <w:rPr>
+          <w:rFonts w:eastAsia="Calibri"/>
+        </w:rPr>
+        <w:t xml:space="preserve">Event – </w:t>
+      </w:r>
+      <w:r>
+        <w:rPr>
+          <w:rFonts w:eastAsia="Calibri"/>
+        </w:rPr>
+        <w:t>Holi</w:t>
+      </w:r>
+      <w:r>
+        <w:rPr>
+          <w:rFonts w:eastAsia="Calibri"/>
+        </w:rPr>
+        <w:t xml:space="preserve"> Celebration</w:t>
+      </w:r>
+      <w:r>
+        <w:rPr>
+          <w:rFonts w:eastAsia="Calibri"/>
         </w:rPr>
         <w:t xml:space="preserve"> </w:t>
       </w:r>
@@ -1669,7 +1695,6 @@
         <w:tblCellMar>
           <w:top w:w="114" w:type="dxa"/>
           <w:left w:w="115" w:type="dxa"/>
-          <w:bottom w:w="0" w:type="dxa"/>
           <w:right w:w="115" w:type="dxa"/>
         </w:tblCellMar>
         <w:tblLook w:val="04A0" w:firstRow="1" w:lastRow="0" w:firstColumn="1" w:lastColumn="0" w:noHBand="0" w:noVBand="1"/>
@@ -1741,7 +1766,7 @@
             <w:tcBorders>
               <w:top w:val="single" w:sz="12" w:space="0" w:color="FABF8F"/>
               <w:left w:val="single" w:sz="4" w:space="0" w:color="FABF8F"/>
-              <w:bottom w:val="single" w:sz="4" w:space="0" w:color="FABF8F"/>
+              <w:bottom w:val="single" w:sz="12" w:space="0" w:color="FABF8F"/>
               <w:right w:val="single" w:sz="4" w:space="0" w:color="FABF8F"/>
             </w:tcBorders>
             <w:shd w:val="clear" w:color="auto" w:fill="FDE9D9"/>
@@ -1760,14 +1785,73 @@
             <w:pPr>
               <w:spacing w:after="0"/>
               <w:ind w:left="0" w:right="6" w:firstLine="0"/>
-              <w:jc w:val="center"/>
+              <w:rPr>
+                <w:b w:val="0"/>
+              </w:rPr>
             </w:pPr>
             <w:r>
               <w:rPr>
                 <w:b w:val="0"/>
               </w:rPr>
-              <w:t xml:space="preserve">Restaurant sound Setup </w:t>
+              <w:t>Sound Setup – JBL VTX A8</w:t>
             </w:r>
+          </w:p>
+          <w:p>
+            <w:pPr>
+              <w:spacing w:after="0"/>
+              <w:ind w:left="0" w:right="6" w:firstLine="0"/>
+              <w:rPr>
+                <w:b w:val="0"/>
+              </w:rPr>
+            </w:pPr>
+          </w:p>
+          <w:p>
+            <w:pPr>
+              <w:spacing w:after="0"/>
+              <w:ind w:left="0" w:right="6" w:firstLine="0"/>
+              <w:rPr>
+                <w:b w:val="0"/>
+              </w:rPr>
+            </w:pPr>
+            <w:r>
+              <w:rPr>
+                <w:b w:val="0"/>
+              </w:rPr>
+              <w:t>Professional DJ Jockey</w:t>
+            </w:r>
+          </w:p>
+          <w:p>
+            <w:pPr>
+              <w:spacing w:after="0"/>
+              <w:ind w:left="0" w:right="6" w:firstLine="0"/>
+              <w:rPr>
+                <w:b w:val="0"/>
+              </w:rPr>
+            </w:pPr>
+          </w:p>
+          <w:p>
+            <w:pPr>
+              <w:spacing w:after="0"/>
+              <w:ind w:left="0" w:right="6" w:firstLine="0"/>
+              <w:rPr>
+                <w:b w:val="0"/>
+              </w:rPr>
+            </w:pPr>
+            <w:r>
+              <w:rPr>
+                <w:b w:val="0"/>
+              </w:rPr>
+              <w:t>Sound Engineer</w:t>
+            </w:r>
+          </w:p>
+          <w:p>
+            <w:pPr>
+              <w:spacing w:after="0"/>
+              <w:ind w:left="0" w:right="6" w:firstLine="0"/>
+              <w:rPr>
+                <w:b w:val="0"/>
+              </w:rPr>
+            </w:pPr>
           </w:p>
         </w:tc>
         <w:tc>
@@ -1776,7 +1860,7 @@
             <w:tcBorders>
               <w:top w:val="single" w:sz="12" w:space="0" w:color="FABF8F"/>
               <w:left w:val="single" w:sz="4" w:space="0" w:color="FABF8F"/>
-              <w:bottom w:val="single" w:sz="4" w:space="0" w:color="FABF8F"/>
+              <w:bottom w:val="single" w:sz="12" w:space="0" w:color="FABF8F"/>
               <w:right w:val="single" w:sz="4" w:space="0" w:color="FABF8F"/>
             </w:tcBorders>
             <w:shd w:val="clear" w:color="auto" w:fill="FDE9D9"/>
@@ -1794,11 +1878,241 @@
           <w:p>
             <w:pPr>
               <w:spacing w:after="0"/>
-              <w:ind w:left="1" w:firstLine="0"/>
+              <w:ind w:left="0" w:firstLine="0"/>
               <w:jc w:val="center"/>
             </w:pPr>
             <w:r>
-              <w:t xml:space="preserve">12,000 /- </w:t>
+              <w:t>7</w:t>
+            </w:r>
+            <w:r>
+              <w:t>5</w:t>
+            </w:r>
+            <w:r>
+              <w:t>,000 /-</w:t>
+            </w:r>
+          </w:p>
+          <w:p>
+            <w:pPr>
+              <w:spacing w:after="0"/>
+              <w:ind w:left="0" w:firstLine="0"/>
+              <w:jc w:val="center"/>
+            </w:pPr>
+          </w:p>
+          <w:p>
+            <w:pPr>
+              <w:spacing w:after="0"/>
+              <w:ind w:left="0" w:firstLine="0"/>
+              <w:jc w:val="center"/>
+            </w:pPr>
+            <w:r>
+              <w:t>10,000 /-</w:t>
+            </w:r>
+          </w:p>
+          <w:p>
+            <w:pPr>
+              <w:spacing w:after="0"/>
+              <w:ind w:left="0" w:firstLine="0"/>
+              <w:jc w:val="center"/>
+            </w:pPr>
+          </w:p>
+          <w:p>
+            <w:pPr>
+              <w:spacing w:after="0"/>
+              <w:ind w:left="0" w:firstLine="0"/>
+              <w:jc w:val="center"/>
+            </w:pPr>
+            <w:r>
+              <w:t>10,000 /-</w:t>
+            </w:r>
+          </w:p>
+        </w:tc>
+      </w:tr>
+      <w:tr>
+        <w:trPr>
+          <w:trHeight w:val="657"/>
+        </w:trPr>
+        <w:tc>
+          <w:tcPr>
+            <w:tcW w:w="4922" w:type="dxa"/>
+            <w:tcBorders>
+              <w:top w:val="single" w:sz="12" w:space="0" w:color="FABF8F"/>
+              <w:left w:val="single" w:sz="4" w:space="0" w:color="FABF8F"/>
+              <w:bottom w:val="single" w:sz="12" w:space="0" w:color="FABF8F"/>
+              <w:right w:val="single" w:sz="4" w:space="0" w:color="FABF8F"/>
+            </w:tcBorders>
+            <w:shd w:val="clear" w:color="auto" w:fill="FDE9D9"/>
+          </w:tcPr>
+          <w:p>
+            <w:pPr>
+              <w:spacing w:after="81"/>
+            </w:pPr>
+          </w:p>
+          <w:p>
+            <w:pPr>
+              <w:spacing w:after="0"/>
+              <w:ind w:left="0" w:right="6" w:firstLine="0"/>
+              <w:rPr>
+                <w:b w:val="0"/>
+              </w:rPr>
+            </w:pPr>
+            <w:r>
+              <w:rPr>
+                <w:b w:val="0"/>
+              </w:rPr>
+              <w:t xml:space="preserve">Wooden Flex Floor </w:t>
+            </w:r>
+          </w:p>
+          <w:p>
+            <w:pPr>
+              <w:spacing w:after="81"/>
+              <w:ind w:left="0" w:firstLine="0"/>
+            </w:pPr>
+          </w:p>
+        </w:tc>
+        <w:tc>
+          <w:tcPr>
+            <w:tcW w:w="4097" w:type="dxa"/>
+            <w:tcBorders>
+              <w:top w:val="single" w:sz="12" w:space="0" w:color="FABF8F"/>
+              <w:left w:val="single" w:sz="4" w:space="0" w:color="FABF8F"/>
+              <w:bottom w:val="single" w:sz="12" w:space="0" w:color="FABF8F"/>
+              <w:right w:val="single" w:sz="4" w:space="0" w:color="FABF8F"/>
+            </w:tcBorders>
+            <w:shd w:val="clear" w:color="auto" w:fill="FDE9D9"/>
+          </w:tcPr>
+          <w:p>
+            <w:pPr>
+              <w:spacing w:after="81"/>
+              <w:ind w:left="69" w:firstLine="0"/>
+              <w:jc w:val="center"/>
+            </w:pPr>
+          </w:p>
+          <w:p>
+            <w:pPr>
+              <w:spacing w:after="81"/>
+              <w:ind w:left="69" w:firstLine="0"/>
+              <w:jc w:val="center"/>
+            </w:pPr>
+            <w:r>
+              <w:t>1</w:t>
+            </w:r>
+            <w:r>
+              <w:t>0</w:t>
+            </w:r>
+            <w:r>
+              <w:t>,000 /-</w:t>
+            </w:r>
+          </w:p>
+        </w:tc>
+      </w:tr>
+      <w:tr>
+        <w:trPr>
+          <w:trHeight w:val="288"/>
+        </w:trPr>
+        <w:tc>
+          <w:tcPr>
+            <w:tcW w:w="4922" w:type="dxa"/>
+            <w:tcBorders>
+              <w:top w:val="single" w:sz="12" w:space="0" w:color="FABF8F"/>
+              <w:left w:val="single" w:sz="4" w:space="0" w:color="FABF8F"/>
+              <w:bottom w:val="single" w:sz="12" w:space="0" w:color="FABF8F"/>
+              <w:right w:val="single" w:sz="4" w:space="0" w:color="FABF8F"/>
+            </w:tcBorders>
+            <w:shd w:val="clear" w:color="auto" w:fill="FDE9D9"/>
+          </w:tcPr>
+          <w:p>
+            <w:pPr>
+              <w:spacing w:after="0"/>
+              <w:ind w:left="0" w:right="6" w:firstLine="0"/>
+              <w:rPr>
+                <w:b w:val="0"/>
+              </w:rPr>
+            </w:pPr>
+            <w:r>
+              <w:rPr>
+                <w:b w:val="0"/>
+              </w:rPr>
+              <w:t>Labor &amp; Transport</w:t>
+            </w:r>
+          </w:p>
+        </w:tc>
+        <w:tc>
+          <w:tcPr>
+            <w:tcW w:w="4097" w:type="dxa"/>
+            <w:tcBorders>
+              <w:top w:val="single" w:sz="12" w:space="0" w:color="FABF8F"/>
+              <w:left w:val="single" w:sz="4" w:space="0" w:color="FABF8F"/>
+              <w:bottom w:val="single" w:sz="12" w:space="0" w:color="FABF8F"/>
+              <w:right w:val="single" w:sz="4" w:space="0" w:color="FABF8F"/>
+            </w:tcBorders>
+            <w:shd w:val="clear" w:color="auto" w:fill="FDE9D9"/>
+          </w:tcPr>
+          <w:p>
+            <w:pPr>
+              <w:spacing w:after="81"/>
+              <w:ind w:left="69" w:firstLine="0"/>
+              <w:jc w:val="center"/>
+            </w:pPr>
+            <w:r>
+              <w:t>15,000 /-</w:t>
+            </w:r>
+          </w:p>
+        </w:tc>
+      </w:tr>
+      <w:tr>
+        <w:trPr>
+          <w:trHeight w:val="288"/>
+        </w:trPr>
+        <w:tc>
+          <w:tcPr>
+            <w:tcW w:w="4922" w:type="dxa"/>
+            <w:tcBorders>
+              <w:top w:val="single" w:sz="12" w:space="0" w:color="FABF8F"/>
+              <w:left w:val="single" w:sz="4" w:space="0" w:color="FABF8F"/>
+              <w:bottom w:val="single" w:sz="4" w:space="0" w:color="FABF8F"/>
+              <w:right w:val="single" w:sz="4" w:space="0" w:color="FABF8F"/>
+            </w:tcBorders>
+            <w:shd w:val="clear" w:color="auto" w:fill="D1D1D1" w:themeFill="background2" w:themeFillShade="E6"/>
+          </w:tcPr>
+          <w:p>
+            <w:pPr>
+              <w:spacing w:after="0"/>
+              <w:ind w:left="0" w:right="6" w:firstLine="0"/>
+              <w:jc w:val="center"/>
+              <w:rPr>
+                <w:b w:val="0"/>
+              </w:rPr>
+            </w:pPr>
+            <w:r>
+              <w:rPr>
+                <w:b w:val="0"/>
+              </w:rPr>
+              <w:t>TOTAL</w:t>
+            </w:r>
+          </w:p>
+        </w:tc>
+        <w:tc>
+          <w:tcPr>
+            <w:tcW w:w="4097" w:type="dxa"/>
+            <w:tcBorders>
+              <w:top w:val="single" w:sz="12" w:space="0" w:color="FABF8F"/>
+              <w:left w:val="single" w:sz="4" w:space="0" w:color="FABF8F"/>
+              <w:bottom w:val="single" w:sz="4" w:space="0" w:color="FABF8F"/>
+              <w:right w:val="single" w:sz="4" w:space="0" w:color="FABF8F"/>
+            </w:tcBorders>
+            <w:shd w:val="clear" w:color="auto" w:fill="D1D1D1" w:themeFill="background2" w:themeFillShade="E6"/>
+          </w:tcPr>
+          <w:p>
+            <w:pPr>
+              <w:spacing w:after="81"/>
+              <w:ind w:left="69" w:firstLine="0"/>
+              <w:jc w:val="center"/>
+            </w:pPr>
+            <w:r>
+              <w:t>1</w:t>
+            </w:r>
+            <w:r>
+              <w:t>,20,000 /-</w:t>
             </w:r>
           </w:p>
         </w:tc>
@@ -1820,7 +2134,7 @@
       </w:pPr>
       <w:proofErr w:type="gramStart"/>
       <w:r>
-        <w:t>Signature :</w:t>
+        <w:t>Signature  :</w:t>
       </w:r>
       <w:proofErr w:type="gramEnd"/>
       <w:r>
@@ -1838,21 +2152,40 @@
       <w:pPr>
         <w:ind w:left="-5"/>
       </w:pPr>
+      <w:r>
+        <w:t xml:space="preserve">Date  </w:t>
+      </w:r>
+      <w:r>
+        <w:t xml:space="preserve">      </w:t>
+      </w:r>
       <w:proofErr w:type="gramStart"/>
       <w:r>
-        <w:t>Month :</w:t>
+        <w:t xml:space="preserve"> </w:t>
+      </w:r>
+      <w:r>
+        <w:t xml:space="preserve"> </w:t>
+      </w:r>
+      <w:r>
+        <w:t>:</w:t>
       </w:r>
       <w:proofErr w:type="gramEnd"/>
       <w:r>
-        <w:t xml:space="preserve">     </w:t>
+        <w:t xml:space="preserve"> </w:t>
       </w:r>
-      <w:proofErr w:type="gramStart"/>
       <w:r>
-        <w:t xml:space="preserve">  :</w:t>
+        <w:t>9</w:t>
       </w:r>
-      <w:proofErr w:type="gramEnd"/>
       <w:r>
-        <w:t xml:space="preserve"> August - 2025 </w:t>
+        <w:t>-</w:t>
+      </w:r>
+      <w:r>
+        <w:t>March-</w:t>
+      </w:r>
+      <w:r>
+        <w:t>202</w:t>
+      </w:r>
+      <w:r>
+        <w:t>6</w:t>
       </w:r>
     </w:p>
     <w:sectPr>
@@ -1862,6 +2195,127 @@
     </w:sectPr>
   </w:body>
 </w:document>
+</file>
+
+<file path=word/numbering.xml><?xml version="1.0" encoding="utf-8"?>
+<w:numbering xmlns:wpc="http://schemas.microsoft.com/office/word/2010/wordprocessingCanvas" xmlns:cx="http://schemas.microsoft.com/office/drawing/2014/chartex" xmlns:cx1="http://schemas.microsoft.com/office/drawing/2015/9/8/chartex" xmlns:cx2="http://schemas.microsoft.com/office/drawing/2015/10/21/chartex" xmlns:cx3="http://schemas.microsoft.com/office/drawing/2016/5/9/chartex" xmlns:cx4="http://schemas.microsoft.com/office/drawing/2016/5/10/chartex" xmlns:cx5="http://schemas.microsoft.com/office/drawing/2016/5/11/chartex" xmlns:cx6="http://schemas.microsoft.com/office/drawing/2016/5/12/chartex" xmlns:cx7="http://schemas.microsoft.com/office/drawing/2016/5/13/chartex" xmlns:cx8="http://schemas.microsoft.com/office/drawing/2016/5/14/chartex" xmlns:mc="http://schemas.openxmlformats.org/markup-compatibility/2006" xmlns:aink="http://schemas.microsoft.com/office/drawing/2016/ink" xmlns:am3d="http://schemas.microsoft.com/office/drawing/2017/model3d" xmlns:o="urn:schemas-microsoft-com:office:office" xmlns:oel="http://schemas.microsoft.com/office/2019/extlst" xmlns:r="http://schemas.openxmlformats.org/officeDocument/2006/relationships" xmlns:m="http://schemas.openxmlformats.org/officeDocument/2006/math" xmlns:v="urn:schemas-microsoft-com:vml" xmlns:wp14="http://schemas.microsoft.com/office/word/2010/wordprocessingDrawing" xmlns:wp="http://schemas.openxmlformats.org/drawingml/2006/wordprocessingDrawing" xmlns:w10="urn:schemas-microsoft-com:office:word" xmlns:w="http://schemas.openxmlformats.org/wordprocessingml/2006/main" xmlns:w14="http://schemas.microsoft.com/office/word/2010/wordml" xmlns:w15="http://schemas.microsoft.com/office/word/2012/wordml" xmlns:w16cex="http://schemas.microsoft.com/office/word/2018/wordml/cex" xmlns:w16cid="http://schemas.microsoft.com/office/word/2016/wordml/cid" xmlns:w16="http://schemas.microsoft.com/office/word/2018/wordml" xmlns:w16du="http://schemas.microsoft.com/office/word/2023/wordml/word16du" xmlns:w16sdtdh="http://schemas.microsoft.com/office/word/2020/wordml/sdtdatahash" xmlns:w16sdtfl="http://schemas.microsoft.com/office/word/2024/wordml/sdtformatlock" xmlns:w16se="http://schemas.microsoft.com/office/word/2015/wordml/symex" xmlns:wpg="http://schemas.microsoft.com/office/word/2010/wordprocessingGroup" xmlns:wpi="http://schemas.microsoft.com/office/word/2010/wordprocessingInk" xmlns:wne="http://schemas.microsoft.com/office/word/2006/wordml" xmlns:wps="http://schemas.microsoft.com/office/word/2010/wordprocessingShape" mc:Ignorable="w14 w15 w16se w16cid w16 w16cex w16sdtdh w16sdtfl w16du wp14">
+  <w:abstractNum w:abstractNumId="0" w15:restartNumberingAfterBreak="0">
+    <w:nsid w:val="573024CC"/>
+    <w:multiLevelType w:val="hybridMultilevel"/>
+    <w:tmpl w:val="C730345A"/>
+    <w:lvl w:ilvl="0" w:tplc="04090001">
+      <w:start w:val="1"/>
+      <w:numFmt w:val="bullet"/>
+      <w:lvlText w:val=""/>
+      <w:lvlJc w:val="left"/>
+      <w:pPr>
+        <w:ind w:left="720" w:hanging="360"/>
+      </w:pPr>
+      <w:rPr>
+        <w:rFonts w:ascii="Symbol" w:hAnsi="Symbol" w:hint="default"/>
+      </w:rPr>
+    </w:lvl>
+    <w:lvl w:ilvl="1" w:tplc="04090003" w:tentative="1">
+      <w:start w:val="1"/>
+      <w:numFmt w:val="bullet"/>
+      <w:lvlText w:val="o"/>
+      <w:lvlJc w:val="left"/>
+      <w:pPr>
+        <w:ind w:left="1440" w:hanging="360"/>
+      </w:pPr>
+      <w:rPr>
+        <w:rFonts w:ascii="Courier New" w:hAnsi="Courier New" w:cs="Courier New" w:hint="default"/>
+      </w:rPr>
+    </w:lvl>
+    <w:lvl w:ilvl="2" w:tplc="04090005" w:tentative="1">
+      <w:start w:val="1"/>
+      <w:numFmt w:val="bullet"/>
+      <w:lvlText w:val=""/>
+      <w:lvlJc w:val="left"/>
+      <w:pPr>
+        <w:ind w:left="2160" w:hanging="360"/>
+      </w:pPr>
+      <w:rPr>
+        <w:rFonts w:ascii="Wingdings" w:hAnsi="Wingdings" w:hint="default"/>
+      </w:rPr>
+    </w:lvl>
+    <w:lvl w:ilvl="3" w:tplc="04090001" w:tentative="1">
+      <w:start w:val="1"/>
+      <w:numFmt w:val="bullet"/>
+      <w:lvlText w:val=""/>
+      <w:lvlJc w:val="left"/>
+      <w:pPr>
+        <w:ind w:left="2880" w:hanging="360"/>
+      </w:pPr>
+      <w:rPr>
+        <w:rFonts w:ascii="Symbol" w:hAnsi="Symbol" w:hint="default"/>
+      </w:rPr>
+    </w:lvl>
+    <w:lvl w:ilvl="4" w:tplc="04090003" w:tentative="1">
+      <w:start w:val="1"/>
+      <w:numFmt w:val="bullet"/>
+      <w:lvlText w:val="o"/>
+      <w:lvlJc w:val="left"/>
+      <w:pPr>
+        <w:ind w:left="3600" w:hanging="360"/>
+      </w:pPr>
+      <w:rPr>
+        <w:rFonts w:ascii="Courier New" w:hAnsi="Courier New" w:cs="Courier New" w:hint="default"/>
+      </w:rPr>
+    </w:lvl>
+    <w:lvl w:ilvl="5" w:tplc="04090005" w:tentative="1">
+      <w:start w:val="1"/>
+      <w:numFmt w:val="bullet"/>
+      <w:lvlText w:val=""/>
+      <w:lvlJc w:val="left"/>
+      <w:pPr>
+        <w:ind w:left="4320" w:hanging="360"/>
+      </w:pPr>
+      <w:rPr>
+        <w:rFonts w:ascii="Wingdings" w:hAnsi="Wingdings" w:hint="default"/>
+      </w:rPr>
+    </w:lvl>
+    <w:lvl w:ilvl="6" w:tplc="04090001" w:tentative="1">
+      <w:start w:val="1"/>
+      <w:numFmt w:val="bullet"/>
+      <w:lvlText w:val=""/>
+      <w:lvlJc w:val="left"/>
+      <w:pPr>
+        <w:ind w:left="5040" w:hanging="360"/>
+      </w:pPr>
+      <w:rPr>
+        <w:rFonts w:ascii="Symbol" w:hAnsi="Symbol" w:hint="default"/>
+      </w:rPr>
+    </w:lvl>
+    <w:lvl w:ilvl="7" w:tplc="04090003" w:tentative="1">
+      <w:start w:val="1"/>
+      <w:numFmt w:val="bullet"/>
+      <w:lvlText w:val="o"/>
+      <w:lvlJc w:val="left"/>
+      <w:pPr>
+        <w:ind w:left="5760" w:hanging="360"/>
+      </w:pPr>
+      <w:rPr>
+        <w:rFonts w:ascii="Courier New" w:hAnsi="Courier New" w:cs="Courier New" w:hint="default"/>
+      </w:rPr>
+    </w:lvl>
+    <w:lvl w:ilvl="8" w:tplc="04090005" w:tentative="1">
+      <w:start w:val="1"/>
+      <w:numFmt w:val="bullet"/>
+      <w:lvlText w:val=""/>
+      <w:lvlJc w:val="left"/>
+      <w:pPr>
+        <w:ind w:left="6480" w:hanging="360"/>
+      </w:pPr>
+      <w:rPr>
+        <w:rFonts w:ascii="Wingdings" w:hAnsi="Wingdings" w:hint="default"/>
+      </w:rPr>
+    </w:lvl>
+  </w:abstractNum>
+  <w:num w:numId="1" w16cid:durableId="1832791808">
+    <w:abstractNumId w:val="0"/>
+  </w:num>
+</w:numbering>
 </file>
 
 <file path=word/styles.xml><?xml version="1.0" encoding="utf-8"?>
@@ -2274,6 +2728,27 @@
       <w:color w:val="414042"/>
     </w:rPr>
   </w:style>
+  <w:style w:type="paragraph" w:styleId="Heading1">
+    <w:name w:val="heading 1"/>
+    <w:basedOn w:val="Normal"/>
+    <w:next w:val="Normal"/>
+    <w:link w:val="Heading1Char"/>
+    <w:uiPriority w:val="9"/>
+    <w:qFormat/>
+    <w:rsid w:val="00E916EB"/>
+    <w:pPr>
+      <w:keepNext/>
+      <w:keepLines/>
+      <w:spacing w:before="240" w:after="0"/>
+      <w:outlineLvl w:val="0"/>
+    </w:pPr>
+    <w:rPr>
+      <w:rFonts w:asciiTheme="majorHAnsi" w:eastAsiaTheme="majorEastAsia" w:hAnsiTheme="majorHAnsi" w:cstheme="majorBidi"/>
+      <w:color w:val="0F4761" w:themeColor="accent1" w:themeShade="BF"/>
+      <w:sz w:val="32"/>
+      <w:szCs w:val="32"/>
+    </w:rPr>
+  </w:style>
   <w:style w:type="character" w:default="1" w:styleId="DefaultParagraphFont">
     <w:name w:val="Default Paragraph Font"/>
     <w:uiPriority w:val="1"/>
@@ -2314,6 +2789,31 @@
         <w:right w:w="0" w:type="dxa"/>
       </w:tblCellMar>
     </w:tblPr>
+  </w:style>
+  <w:style w:type="character" w:customStyle="1" w:styleId="Heading1Char">
+    <w:name w:val="Heading 1 Char"/>
+    <w:basedOn w:val="DefaultParagraphFont"/>
+    <w:link w:val="Heading1"/>
+    <w:uiPriority w:val="9"/>
+    <w:rsid w:val="00E916EB"/>
+    <w:rPr>
+      <w:rFonts w:asciiTheme="majorHAnsi" w:eastAsiaTheme="majorEastAsia" w:hAnsiTheme="majorHAnsi" w:cstheme="majorBidi"/>
+      <w:b/>
+      <w:color w:val="0F4761" w:themeColor="accent1" w:themeShade="BF"/>
+      <w:sz w:val="32"/>
+      <w:szCs w:val="32"/>
+    </w:rPr>
+  </w:style>
+  <w:style w:type="paragraph" w:styleId="ListParagraph">
+    <w:name w:val="List Paragraph"/>
+    <w:basedOn w:val="Normal"/>
+    <w:uiPriority w:val="34"/>
+    <w:qFormat/>
+    <w:rsid w:val="00E916EB"/>
+    <w:pPr>
+      <w:ind w:left="720"/>
+      <w:contextualSpacing/>
+    </w:pPr>
   </w:style>
 </w:styles>
 </file>
